--- a/worksheets/PL_L04_IDEControlRoom_Worksheet.docx
+++ b/worksheets/PL_L04_IDEControlRoom_Worksheet.docx
@@ -419,7 +419,7 @@
                 <w:sz w:val="21"/>
                 <w:szCs w:val="21"/>
               </w:rPr>
-              <w:t>Identify common IDE facilities.</w:t>
+              <w:t>Identify the four main IDE facilities.</w:t>
             </w:r>
           </w:p>
           <w:p>
@@ -437,7 +437,7 @@
                 <w:sz w:val="21"/>
                 <w:szCs w:val="21"/>
               </w:rPr>
-              <w:t>Explain how editing and diagnostics support programmers.</w:t>
+              <w:t>Explain how each facility supports programming.</w:t>
             </w:r>
           </w:p>
           <w:p>
@@ -455,7 +455,7 @@
                 <w:sz w:val="21"/>
                 <w:szCs w:val="21"/>
               </w:rPr>
-              <w:t>Use a breakpoint, stepping and variable values to investigate a fault.</w:t>
+              <w:t>Use editing, diagnostics and execution tools in an IDE.</w:t>
             </w:r>
           </w:p>
         </w:tc>
@@ -544,7 +544,7 @@
                 <w:sz w:val="21"/>
                 <w:szCs w:val="21"/>
               </w:rPr>
-              <w:t>A program runs but calculates 3 + 4 as 34. Suggest a cause and one useful piece of evidence to inspect.</w:t>
+              <w:t>A programmer needs to write source code and see its output. Name one tool for each job.</w:t>
             </w:r>
           </w:p>
           <w:tbl>
@@ -832,7 +832,7 @@
                 <w:sz w:val="21"/>
                 <w:szCs w:val="21"/>
               </w:rPr>
-              <w:t>Breakpoint</w:t>
+              <w:t>Error diagnostics</w:t>
             </w:r>
           </w:p>
           <w:tbl>
@@ -1208,7 +1208,7 @@
                 <w:sz w:val="21"/>
                 <w:szCs w:val="21"/>
               </w:rPr>
-              <w:t>Why can bringing these tools together help a programmer?</w:t>
+              <w:t>How does an IDE help a programmer work on a program?</w:t>
             </w:r>
           </w:p>
           <w:tbl>
@@ -1383,7 +1383,7 @@
                 <w:sz w:val="21"/>
                 <w:szCs w:val="21"/>
               </w:rPr>
-              <w:t>Match each facility to its purpose.</w:t>
+              <w:t>Match the facility to its role.</w:t>
             </w:r>
           </w:p>
           <w:p>
@@ -1417,7 +1417,7 @@
                 <w:sz w:val="19"/>
                 <w:szCs w:val="19"/>
               </w:rPr>
-              <w:t>Investigate behaviour during execution / Start a program run / Write and change source code</w:t>
+              <w:t>Translate program instructions / Report detected problems / Write and change source</w:t>
             </w:r>
           </w:p>
           <w:tbl>
@@ -1615,7 +1615,7 @@
                       <w:sz w:val="20"/>
                       <w:szCs w:val="20"/>
                     </w:rPr>
-                    <w:t>Execution tool</w:t>
+                    <w:t>Error diagnostics</w:t>
                   </w:r>
                 </w:p>
               </w:tc>
@@ -1686,7 +1686,7 @@
                       <w:sz w:val="20"/>
                       <w:szCs w:val="20"/>
                     </w:rPr>
-                    <w:t>Debugger</w:t>
+                    <w:t>Translator</w:t>
                   </w:r>
                 </w:p>
               </w:tc>
@@ -2507,7 +2507,7 @@
                 <w:sz w:val="26"/>
                 <w:szCs w:val="26"/>
               </w:rPr>
-              <w:t>3   Translation and execution</w:t>
+              <w:t>3   The run-time environment</w:t>
             </w:r>
             <w:r>
               <w:rPr>
@@ -2746,7 +2746,7 @@
                 <w:sz w:val="21"/>
                 <w:szCs w:val="21"/>
               </w:rPr>
-              <w:t>Which facility lets you start the program and see its output?</w:t>
+              <w:t>Which facility runs the program so you can observe its output?</w:t>
             </w:r>
           </w:p>
           <w:tbl>
@@ -3384,7 +3384,7 @@
                 <w:sz w:val="26"/>
                 <w:szCs w:val="26"/>
               </w:rPr>
-              <w:t>5   Pausing and stepping</w:t>
+              <w:t>5   Translators in an IDE</w:t>
             </w:r>
             <w:r>
               <w:rPr>
@@ -3517,7 +3517,7 @@
                 <w:sz w:val="21"/>
                 <w:szCs w:val="21"/>
               </w:rPr>
-              <w:t>If execution pauses before total = price * quantity, what can you inspect first?</w:t>
+              <w:t>Why does an IDE need access to a translator for high-level source?</w:t>
             </w:r>
           </w:p>
           <w:tbl>
@@ -3623,7 +3623,7 @@
                 <w:sz w:val="21"/>
                 <w:szCs w:val="21"/>
               </w:rPr>
-              <w:t>Execution pauses before the calculation. What should you do to inspect its result?</w:t>
+              <w:t>What is the translator’s role in an IDE?</w:t>
             </w:r>
           </w:p>
           <w:tbl>
@@ -3692,7 +3692,7 @@
                 <w:sz w:val="21"/>
                 <w:szCs w:val="21"/>
               </w:rPr>
-              <w:t>Match the debugging action to its use.</w:t>
+              <w:t>Match each facility with its action.</w:t>
             </w:r>
           </w:p>
           <w:p>
@@ -3726,7 +3726,7 @@
                 <w:sz w:val="19"/>
                 <w:szCs w:val="19"/>
               </w:rPr>
-              <w:t>Read its current value / Execute a line and pause again / Pause at a chosen location</w:t>
+              <w:t>Execute the program / Process the source for execution / Change a source instruction</w:t>
             </w:r>
           </w:p>
           <w:tbl>
@@ -3853,7 +3853,7 @@
                       <w:sz w:val="20"/>
                       <w:szCs w:val="20"/>
                     </w:rPr>
-                    <w:t>Set a breakpoint</w:t>
+                    <w:t>Editor</w:t>
                   </w:r>
                 </w:p>
               </w:tc>
@@ -3924,7 +3924,7 @@
                       <w:sz w:val="20"/>
                       <w:szCs w:val="20"/>
                     </w:rPr>
-                    <w:t>Step over a line</w:t>
+                    <w:t>Translator</w:t>
                   </w:r>
                 </w:p>
               </w:tc>
@@ -3995,7 +3995,7 @@
                       <w:sz w:val="20"/>
                       <w:szCs w:val="20"/>
                     </w:rPr>
-                    <w:t>Inspect a variable</w:t>
+                    <w:t>Run-time environment</w:t>
                   </w:r>
                 </w:p>
               </w:tc>
@@ -4100,7 +4100,7 @@
                 <w:sz w:val="26"/>
                 <w:szCs w:val="26"/>
               </w:rPr>
-              <w:t>6   Finding a logic error</w:t>
+              <w:t>6   Using your class IDE</w:t>
             </w:r>
             <w:r>
               <w:rPr>
@@ -4233,7 +4233,7 @@
                 <w:sz w:val="21"/>
                 <w:szCs w:val="21"/>
               </w:rPr>
-              <w:t>The bill should be 24 but is 10. Identify and repair the calculation.</w:t>
+              <w:t>In your class IDE, change a printed message and run it. Which two facilities did you use?</w:t>
             </w:r>
           </w:p>
           <w:tbl>
@@ -4339,7 +4339,7 @@
                 <w:sz w:val="21"/>
                 <w:szCs w:val="21"/>
               </w:rPr>
-              <w:t>Which replacement meets the stated requirement?</w:t>
+              <w:t>Which action demonstrates using the editor?</w:t>
             </w:r>
           </w:p>
           <w:tbl>
@@ -4408,7 +4408,7 @@
                 <w:sz w:val="21"/>
                 <w:szCs w:val="21"/>
               </w:rPr>
-              <w:t>Which is the strongest follow-up after the repair?</w:t>
+              <w:t>A diagnostic reports a missing closing bracket. Which IDE facility lets you correct it?</w:t>
             </w:r>
           </w:p>
           <w:tbl>
@@ -4582,7 +4582,7 @@
                 <w:sz w:val="21"/>
                 <w:szCs w:val="21"/>
               </w:rPr>
-              <w:t>Select the useful IDE facility for each need.</w:t>
+              <w:t>Choose the facility for each job.</w:t>
             </w:r>
           </w:p>
           <w:p>
@@ -4616,7 +4616,7 @@
                 <w:sz w:val="19"/>
                 <w:szCs w:val="19"/>
               </w:rPr>
-              <w:t>Diagnostics / Variable watch / Breakpoint / Auto-completion</w:t>
+              <w:t>Run-time environment / Translator / Error diagnostics / Editor</w:t>
             </w:r>
           </w:p>
           <w:tbl>
@@ -4743,7 +4743,7 @@
                       <w:sz w:val="20"/>
                       <w:szCs w:val="20"/>
                     </w:rPr>
-                    <w:t>Reduce typing of a long variable name</w:t>
+                    <w:t>Change the source text</w:t>
                   </w:r>
                 </w:p>
               </w:tc>
@@ -4814,7 +4814,7 @@
                       <w:sz w:val="20"/>
                       <w:szCs w:val="20"/>
                     </w:rPr>
-                    <w:t>Stop just before an incorrect calculation</w:t>
+                    <w:t>Read a reported error</w:t>
                   </w:r>
                 </w:p>
               </w:tc>
@@ -4885,7 +4885,7 @@
                       <w:sz w:val="20"/>
                       <w:szCs w:val="20"/>
                     </w:rPr>
-                    <w:t>Inspect the current total</w:t>
+                    <w:t>Translate source instructions</w:t>
                   </w:r>
                 </w:p>
               </w:tc>
@@ -4956,7 +4956,7 @@
                       <w:sz w:val="20"/>
                       <w:szCs w:val="20"/>
                     </w:rPr>
-                    <w:t>See a message about a missing bracket</w:t>
+                    <w:t>Run the program and see output</w:t>
                   </w:r>
                 </w:p>
               </w:tc>
@@ -5007,7 +5007,7 @@
                 <w:sz w:val="21"/>
                 <w:szCs w:val="21"/>
               </w:rPr>
-              <w:t>A debugger shows correct inputs but the wrong result after one line. What should happen next?</w:t>
+              <w:t>After correcting source using a diagnostic, which facility lets you observe the new output?</w:t>
             </w:r>
           </w:p>
           <w:tbl>
@@ -5479,7 +5479,7 @@
                 <w:sz w:val="21"/>
                 <w:szCs w:val="21"/>
               </w:rPr>
-              <w:t>Use review mode. Explain one correction and why the correct answer fits.</w:t>
+              <w:t>Use review mode. Explain one correction and why the correct answer fits. In your class IDE, run print("Ready"), change the message and run it again. Remove the closing bracket, read the diagnostic, then restore it and rerun. Record the IDE name and identify its editor, diagnostics, translator and run-time environment.</w:t>
             </w:r>
           </w:p>
           <w:tbl>
@@ -5932,7 +5932,7 @@
                 <w:sz w:val="21"/>
                 <w:szCs w:val="21"/>
               </w:rPr>
-              <w:t>b)  Explain how a breakpoint and a variable watch can help investigate a wrong total. [2]</w:t>
+              <w:t>b)  Explain how an error diagnostic helps a programmer correct a problem. [2]</w:t>
             </w:r>
             <w:r>
               <w:rPr>
@@ -6083,7 +6083,7 @@
                 <w:sz w:val="21"/>
                 <w:szCs w:val="21"/>
               </w:rPr>
-              <w:t>c)  Why must a programmer still test code after all syntax errors have been corrected? [2]</w:t>
+              <w:t>c)  Explain the roles of a translator and a run-time environment in an IDE. [4]</w:t>
             </w:r>
             <w:r>
               <w:rPr>
@@ -6109,6 +6109,80 @@
             <w:tblGrid>
               <w:gridCol w:w="10026"/>
             </w:tblGrid>
+            <w:tr>
+              <w:trPr>
+                <w:cantSplit/>
+                <w:trHeight w:val="460" w:hRule="atLeast"/>
+              </w:trPr>
+              <w:tc>
+                <w:tcPr>
+                  <w:tcW w:type="dxa" w:w="10026"/>
+                  <w:tcBorders>
+                    <w:top w:val="none" w:color="FFFFFF" w:sz="0"/>
+                    <w:left w:val="none" w:color="FFFFFF" w:sz="0"/>
+                    <w:bottom w:val="dotted" w:color="9AA8BC" w:sz="6"/>
+                    <w:right w:val="none" w:color="FFFFFF" w:sz="0"/>
+                  </w:tcBorders>
+                  <w:tcMar>
+                    <w:left w:type="dxa" w:w="0"/>
+                    <w:bottom w:type="dxa" w:w="20"/>
+                    <w:right w:type="dxa" w:w="0"/>
+                  </w:tcMar>
+                  <w:vAlign w:val="bottom"/>
+                </w:tcPr>
+                <w:p>
+                  <w:pPr>
+                    <w:spacing w:after="0" w:before="0"/>
+                  </w:pPr>
+                  <w:r>
+                    <w:rPr>
+                      <w:rFonts w:ascii="Arial" w:cs="Arial" w:eastAsia="Arial" w:hAnsi="Arial"/>
+                      <w:color w:val="5A6B85"/>
+                      <w:sz w:val="21"/>
+                      <w:szCs w:val="21"/>
+                    </w:rPr>
+                    <w:t xml:space="preserve"/>
+                  </w:r>
+                </w:p>
+              </w:tc>
+            </w:tr>
+            <w:tr>
+              <w:trPr>
+                <w:cantSplit/>
+                <w:trHeight w:val="460" w:hRule="atLeast"/>
+              </w:trPr>
+              <w:tc>
+                <w:tcPr>
+                  <w:tcW w:type="dxa" w:w="10026"/>
+                  <w:tcBorders>
+                    <w:top w:val="none" w:color="FFFFFF" w:sz="0"/>
+                    <w:left w:val="none" w:color="FFFFFF" w:sz="0"/>
+                    <w:bottom w:val="dotted" w:color="9AA8BC" w:sz="6"/>
+                    <w:right w:val="none" w:color="FFFFFF" w:sz="0"/>
+                  </w:tcBorders>
+                  <w:tcMar>
+                    <w:left w:type="dxa" w:w="0"/>
+                    <w:bottom w:type="dxa" w:w="20"/>
+                    <w:right w:type="dxa" w:w="0"/>
+                  </w:tcMar>
+                  <w:vAlign w:val="bottom"/>
+                </w:tcPr>
+                <w:p>
+                  <w:pPr>
+                    <w:spacing w:after="0" w:before="0"/>
+                  </w:pPr>
+                  <w:r>
+                    <w:rPr>
+                      <w:rFonts w:ascii="Arial" w:cs="Arial" w:eastAsia="Arial" w:hAnsi="Arial"/>
+                      <w:color w:val="5A6B85"/>
+                      <w:sz w:val="21"/>
+                      <w:szCs w:val="21"/>
+                    </w:rPr>
+                    <w:t xml:space="preserve"/>
+                  </w:r>
+                </w:p>
+              </w:tc>
+            </w:tr>
             <w:tr>
               <w:trPr>
                 <w:cantSplit/>
@@ -6492,7 +6566,7 @@
                       <w:sz w:val="20"/>
                       <w:szCs w:val="20"/>
                     </w:rPr>
-                    <w:t>Identify common IDE facilities.</w:t>
+                    <w:t>Identify the four main IDE facilities.</w:t>
                   </w:r>
                 </w:p>
               </w:tc>
@@ -6627,7 +6701,7 @@
                       <w:sz w:val="20"/>
                       <w:szCs w:val="20"/>
                     </w:rPr>
-                    <w:t>Explain how editing and diagnostics support programmers.</w:t>
+                    <w:t>Explain how each facility supports programming.</w:t>
                   </w:r>
                 </w:p>
               </w:tc>
@@ -6762,7 +6836,7 @@
                       <w:sz w:val="20"/>
                       <w:szCs w:val="20"/>
                     </w:rPr>
-                    <w:t>Use a breakpoint, stepping and variable values to investigate a fault.</w:t>
+                    <w:t>Use editing, diagnostics and execution tools in an IDE.</w:t>
                   </w:r>
                 </w:p>
               </w:tc>
